--- a/DATA_824/assignment7/assign7.docx
+++ b/DATA_824/assignment7/assign7.docx
@@ -2,6 +2,111 @@
 <file path=word/document.xml><?xml version="1.0" encoding="utf-8"?>
 <w:document xmlns:wpc="http://schemas.microsoft.com/office/word/2010/wordprocessingCanvas" xmlns:cx="http://schemas.microsoft.com/office/drawing/2014/chartex" xmlns:cx1="http://schemas.microsoft.com/office/drawing/2015/9/8/chartex" xmlns:cx2="http://schemas.microsoft.com/office/drawing/2015/10/21/chartex" xmlns:cx3="http://schemas.microsoft.com/office/drawing/2016/5/9/chartex" xmlns:cx4="http://schemas.microsoft.com/office/drawing/2016/5/10/chartex" xmlns:cx5="http://schemas.microsoft.com/office/drawing/2016/5/11/chartex" xmlns:cx6="http://schemas.microsoft.com/office/drawing/2016/5/12/chartex" xmlns:cx7="http://schemas.microsoft.com/office/drawing/2016/5/13/chartex" xmlns:cx8="http://schemas.microsoft.com/office/drawing/2016/5/14/chartex" xmlns:mc="http://schemas.openxmlformats.org/markup-compatibility/2006" xmlns:aink="http://schemas.microsoft.com/office/drawing/2016/ink" xmlns:am3d="http://schemas.microsoft.com/office/drawing/2017/model3d" xmlns:o="urn:schemas-microsoft-com:office:office" xmlns:r="http://schemas.openxmlformats.org/officeDocument/2006/relationships" xmlns:m="http://schemas.openxmlformats.org/officeDocument/2006/math" xmlns:v="urn:schemas-microsoft-com:vml" xmlns:wp14="http://schemas.microsoft.com/office/word/2010/wordprocessingDrawing" xmlns:wp="http://schemas.openxmlformats.org/drawingml/2006/wordprocessingDrawing" xmlns:w10="urn:schemas-microsoft-com:office:word" xmlns:w="http://schemas.openxmlformats.org/wordprocessingml/2006/main" xmlns:w14="http://schemas.microsoft.com/office/word/2010/wordml" xmlns:w15="http://schemas.microsoft.com/office/word/2012/wordml" xmlns:w16cex="http://schemas.microsoft.com/office/word/2018/wordml/cex" xmlns:w16cid="http://schemas.microsoft.com/office/word/2016/wordml/cid" xmlns:w16="http://schemas.microsoft.com/office/word/2018/wordml" xmlns:w16se="http://schemas.microsoft.com/office/word/2015/wordml/symex" xmlns:wpg="http://schemas.microsoft.com/office/word/2010/wordprocessingGroup" xmlns:wpi="http://schemas.microsoft.com/office/word/2010/wordprocessingInk" xmlns:wne="http://schemas.microsoft.com/office/word/2006/wordml" xmlns:wps="http://schemas.microsoft.com/office/word/2010/wordprocessingShape" mc:Ignorable="w14 w15 w16se w16cid w16 w16cex wp14">
   <w:body>
+    <w:p>
+      <w:r>
+        <w:t>Examples of different types of missing data</w:t>
+      </w:r>
+      <w:r>
+        <w:t>.</w:t>
+      </w:r>
+    </w:p>
+    <w:p>
+      <w:r>
+        <w:t>Consider the data collected are the worldwide border-crossing data of each country, consisting of the border crossing behavior(quantity, port, measurement, etc.)</w:t>
+      </w:r>
+    </w:p>
+    <w:p/>
+    <w:p>
+      <w:r>
+        <w:t xml:space="preserve">1) Missing Completely </w:t>
+      </w:r>
+      <w:proofErr w:type="gramStart"/>
+      <w:r>
+        <w:t>At</w:t>
+      </w:r>
+      <w:proofErr w:type="gramEnd"/>
+      <w:r>
+        <w:t xml:space="preserve"> Random</w:t>
+      </w:r>
+    </w:p>
+    <w:p>
+      <w:r>
+        <w:t>Some lost data was due to some unexpected sources of data loss such as DB breakdown, mal-management or even theft. These factors are completely at random.</w:t>
+      </w:r>
+    </w:p>
+    <w:p/>
+    <w:p>
+      <w:r>
+        <w:t xml:space="preserve">2) Missing </w:t>
+      </w:r>
+      <w:proofErr w:type="gramStart"/>
+      <w:r>
+        <w:t>At</w:t>
+      </w:r>
+      <w:proofErr w:type="gramEnd"/>
+      <w:r>
+        <w:t xml:space="preserve"> Random</w:t>
+      </w:r>
+    </w:p>
+    <w:p>
+      <w:pPr>
+        <w:rPr>
+          <w:rFonts w:hint="eastAsia"/>
+        </w:rPr>
+      </w:pPr>
+      <w:r>
+        <w:t>Some data missing could happen due to reasons like port being remote (such as ports near the north pole in Alaska), or incapability of data collecting such as ports around Syria.</w:t>
+      </w:r>
+      <w:r>
+        <w:t xml:space="preserve"> In this case, data missing is correlated with another variable.</w:t>
+      </w:r>
+    </w:p>
+    <w:p/>
+    <w:p>
+      <w:r>
+        <w:t xml:space="preserve">3) Missing Not </w:t>
+      </w:r>
+      <w:proofErr w:type="gramStart"/>
+      <w:r>
+        <w:t>At</w:t>
+      </w:r>
+      <w:proofErr w:type="gramEnd"/>
+      <w:r>
+        <w:t xml:space="preserve"> Random</w:t>
+      </w:r>
+    </w:p>
+    <w:p>
+      <w:r>
+        <w:t xml:space="preserve">Some countries/ports might not </w:t>
+      </w:r>
+      <w:r>
+        <w:rPr>
+          <w:rFonts w:hint="eastAsia"/>
+        </w:rPr>
+        <w:t>disc</w:t>
+      </w:r>
+      <w:r>
+        <w:t>lose their cross-border behavior due to considerations on national security, and in this case the missing is not at random.</w:t>
+      </w:r>
+    </w:p>
+    <w:p/>
+    <w:p>
+      <w:r>
+        <w:t xml:space="preserve"> </w:t>
+      </w:r>
+      <w:r>
+        <w:t xml:space="preserve">Below </w:t>
+      </w:r>
+      <w:proofErr w:type="gramStart"/>
+      <w:r>
+        <w:t>are</w:t>
+      </w:r>
+      <w:proofErr w:type="gramEnd"/>
+      <w:r>
+        <w:t xml:space="preserve"> the process of plotting missing data before &amp; after imputation.</w:t>
+      </w:r>
+    </w:p>
+    <w:p/>
     <w:p>
       <w:r>
         <w:t xml:space="preserve">The below dataset is a housing price data competition on Kaggle, which contains </w:t>
@@ -68,6 +173,7 @@
     </w:p>
     <w:p>
       <w:r>
+        <w:lastRenderedPageBreak/>
         <w:drawing>
           <wp:inline distT="0" distB="0" distL="0" distR="0" wp14:anchorId="2893BB6F" wp14:editId="02B2AD1A">
             <wp:extent cx="1024467" cy="3794061"/>
@@ -154,7 +260,6 @@
           <w:rFonts w:asciiTheme="minorHAnsi" w:eastAsiaTheme="minorEastAsia" w:hAnsiTheme="minorHAnsi" w:cstheme="minorBidi"/>
           <w:noProof/>
         </w:rPr>
-        <w:lastRenderedPageBreak/>
         <w:drawing>
           <wp:inline distT="0" distB="0" distL="0" distR="0" wp14:anchorId="6308BC3B" wp14:editId="093FC176">
             <wp:extent cx="5943600" cy="3631565"/>
@@ -283,7 +388,6 @@
     <w:p/>
     <w:p>
       <w:r>
-        <w:lastRenderedPageBreak/>
         <w:t>For categorical column “</w:t>
       </w:r>
       <w:proofErr w:type="spellStart"/>
@@ -306,6 +410,7 @@
         <w:rPr>
           <w:noProof/>
         </w:rPr>
+        <w:lastRenderedPageBreak/>
         <w:drawing>
           <wp:inline distT="0" distB="0" distL="0" distR="0" wp14:anchorId="22CC8D87" wp14:editId="1B7319C4">
             <wp:extent cx="5943600" cy="3599180"/>
@@ -430,7 +535,6 @@
     </w:p>
     <w:p>
       <w:r>
-        <w:lastRenderedPageBreak/>
         <w:t>As shown above, the “nan” category disappears</w:t>
       </w:r>
       <w:r>
@@ -873,6 +977,32 @@
     <w:semiHidden/>
     <w:unhideWhenUsed/>
   </w:style>
+  <w:style w:type="paragraph" w:styleId="BalloonText">
+    <w:name w:val="Balloon Text"/>
+    <w:basedOn w:val="Normal"/>
+    <w:link w:val="BalloonTextChar"/>
+    <w:uiPriority w:val="99"/>
+    <w:semiHidden/>
+    <w:unhideWhenUsed/>
+    <w:rsid w:val="00E7335E"/>
+    <w:rPr>
+      <w:sz w:val="18"/>
+      <w:szCs w:val="18"/>
+    </w:rPr>
+  </w:style>
+  <w:style w:type="character" w:customStyle="1" w:styleId="BalloonTextChar">
+    <w:name w:val="Balloon Text Char"/>
+    <w:basedOn w:val="DefaultParagraphFont"/>
+    <w:link w:val="BalloonText"/>
+    <w:uiPriority w:val="99"/>
+    <w:semiHidden/>
+    <w:rsid w:val="00E7335E"/>
+    <w:rPr>
+      <w:rFonts w:ascii="Times New Roman" w:eastAsia="Times New Roman" w:hAnsi="Times New Roman" w:cs="Times New Roman"/>
+      <w:sz w:val="18"/>
+      <w:szCs w:val="18"/>
+    </w:rPr>
+  </w:style>
 </w:styles>
 </file>
 
